--- a/docs/BL3/CESIZen-Veille-Technologique.docx
+++ b/docs/BL3/CESIZen-Veille-Technologique.docx
@@ -1580,7 +1580,7 @@
           <w:sz w:val="21"/>
           <w:szCs w:val="21"/>
         </w:rPr>
-        <w:t xml:space="preserve"> (et de l'outillage associé : eslint-config-next, postcss), build et tests revérifiés. Les huit CVE HIGH ont disparu. Une CVE moderate résiduelle (postcss embarqué dans le toolchain interne de Next) subsiste sous le seuil bloquant et est suivie en issue. Cet épisode illustre la valeur d'un scan de dépendances </w:t>
+        <w:t xml:space="preserve"> (et de l'outillage associé : eslint-config-next, postcss), build et tests revérifiés. Les huit CVE HIGH ont disparu. Une CVE moderate résiduelle (postcss embarqué dans le toolchain interne de Next) subsiste sous le seuil bloquant et reste sous surveillance. Cet épisode illustre la valeur d'un scan de dépendances </w:t>
       </w:r>
       <w:r>
         <w:rPr>
